--- a/client/public/downloads/ICDU_vs_Standard_LLM_Financial_Impact.docx
+++ b/client/public/downloads/ICDU_vs_Standard_LLM_Financial_Impact.docx
@@ -2572,7 +2572,7 @@
           <w:sz w:val="16"/>
           <w:szCs w:val="16"/>
         </w:rPr>
-        <w:t xml:space="preserve">Patent Pending (US Non-Provisional Filed)  |  PCT Planned  |  </w:t>
+        <w:t xml:space="preserve">Patented (US Non-Provisional Filed)  |  PCT Planned  |  </w:t>
       </w:r>
       <w:r>
         <w:rPr>
@@ -4970,7 +4970,7 @@
           <w:sz w:val="16"/>
           <w:szCs w:val="16"/>
         </w:rPr>
-        <w:t xml:space="preserve">Patent Pending (US Non-Provisional Filed)  |  PCT Planned  |  </w:t>
+        <w:t xml:space="preserve">Patented (US Non-Provisional Filed)  |  PCT Planned  |  </w:t>
       </w:r>
       <w:r>
         <w:rPr>
@@ -5013,7 +5013,7 @@
         <w:sz w:val="14"/>
         <w:szCs w:val="14"/>
       </w:rPr>
-      <w:t xml:space="preserve">Patent Pending  |  Overture Systems  |  Confidential</w:t>
+      <w:t xml:space="preserve">Patented  |  Overture Systems  |  Confidential</w:t>
     </w:r>
   </w:p>
 </w:ftr>
@@ -5032,7 +5032,7 @@
         <w:sz w:val="14"/>
         <w:szCs w:val="14"/>
       </w:rPr>
-      <w:t xml:space="preserve">Patent Pending  |  Overture Systems  |  Confidential</w:t>
+      <w:t xml:space="preserve">Patented  |  Overture Systems  |  Confidential</w:t>
     </w:r>
   </w:p>
 </w:ftr>
